--- a/assets/modeles_documents/Releve_Compte.docx
+++ b/assets/modeles_documents/Releve_Compte.docx
@@ -194,7 +194,7 @@
                     <w:pStyle w:val="Compact"/>
                   </w:pPr>
                   <w:r>
-                    <w:t>Montant (FCFA)</w:t>
+                    <w:t>Montant ({{DEVISE}})</w:t>
                   </w:r>
                 </w:p>
               </w:tc>
